--- a/2025年/2025年12月中国电子学会软件编程图形化等级考试2级.docx
+++ b/2025年/2025年12月中国电子学会软件编程图形化等级考试2级.docx
@@ -1,45 +1,5 @@
 
-<file path=docProps\app.xml><?xml version="1.0" encoding="utf-8"?>
-<Properties xmlns="http://schemas.openxmlformats.org/officeDocument/2006/extended-properties" xmlns:vt="http://schemas.openxmlformats.org/officeDocument/2006/docPropsVTypes">
-  <Template>Normal.dotm</Template>
-  <Pages>37</Pages>
-  <Words>0</Words>
-  <Characters>0</Characters>
-  <Lines>0</Lines>
-  <Paragraphs>0</Paragraphs>
-  <TotalTime>34</TotalTime>
-  <ScaleCrop>false</ScaleCrop>
-  <LinksUpToDate>false</LinksUpToDate>
-  <CharactersWithSpaces>0</CharactersWithSpaces>
-  <Application>WPS Office_12.1.0.19302_F1E327BC-269C-435d-A152-05C5408002CA</Application>
-  <DocSecurity>0</DocSecurity>
-</Properties>
-</file>
-
-<file path=docProps\core.xml><?xml version="1.0" encoding="utf-8"?>
-<cp:coreProperties xmlns:cp="http://schemas.openxmlformats.org/package/2006/metadata/core-properties" xmlns:dc="http://purl.org/dc/elements/1.1/" xmlns:dcterms="http://purl.org/dc/terms/" xmlns:dcmitype="http://purl.org/dc/dcmitype/" xmlns:xsi="http://www.w3.org/2001/XMLSchema-instance">
-  <dcterms:created xsi:type="dcterms:W3CDTF">2025-12-24T07:11:21Z</dcterms:created>
-  <dc:creator>Administrator</dc:creator>
-  <cp:lastModifiedBy>依依</cp:lastModifiedBy>
-  <dcterms:modified xsi:type="dcterms:W3CDTF">2025-12-24T07:45:39Z</dcterms:modified>
-</cp:coreProperties>
-</file>
-
-<file path=docProps\custom.xml><?xml version="1.0" encoding="utf-8"?>
-<Properties xmlns="http://schemas.openxmlformats.org/officeDocument/2006/custom-properties" xmlns:vt="http://schemas.openxmlformats.org/officeDocument/2006/docPropsVTypes">
-  <property fmtid="{D5CDD505-2E9C-101B-9397-08002B2CF9AE}" pid="2" name="KSOProductBuildVer">
-    <vt:lpwstr>2052-12.1.0.19302</vt:lpwstr>
-  </property>
-  <property fmtid="{D5CDD505-2E9C-101B-9397-08002B2CF9AE}" pid="3" name="KSOTemplateDocerSaveRecord">
-    <vt:lpwstr>eyJoZGlkIjoiZTI3MmVlZGZmNTAyNWI2NDgyZjY4MDkzMjJhMmYzYTAiLCJ1c2VySWQiOiI0NzI3OTU2MzQifQ==</vt:lpwstr>
-  </property>
-  <property fmtid="{D5CDD505-2E9C-101B-9397-08002B2CF9AE}" pid="4" name="ICV">
-    <vt:lpwstr>E72CB67BB3014CE894AB4655515EAFD1_12</vt:lpwstr>
-  </property>
-</Properties>
-</file>
-
-<file path=word\document.xml><?xml version="1.0" encoding="utf-8"?>
+<file path=word/document.xml><?xml version="1.0" encoding="utf-8"?>
 <w:document xmlns:w="http://schemas.openxmlformats.org/wordprocessingml/2006/main" xmlns:r="http://schemas.openxmlformats.org/officeDocument/2006/relationships" xmlns:wp="http://schemas.openxmlformats.org/drawingml/2006/wordprocessingDrawing" xmlns:a="http://schemas.openxmlformats.org/drawingml/2006/main" xmlns:pic="http://schemas.openxmlformats.org/drawingml/2006/picture">
   <w:body>
     <w:p>
@@ -227,23 +187,23 @@
         </w:rPr>
         <w:drawing>
           <wp:inline distT="0" distB="0" distL="0" distR="0">
-            <wp:extent cx="3132000" cy="2857500"/>
+            <wp:extent cx="2748915" cy="3310255"/>
             <wp:effectExtent l="0" t="0" r="0" b="0"/>
-            <wp:docPr id="101" name="Picture 101" descr="image"/>
+            <wp:docPr id="201" name="Picture 201" descr="image"/>
             <wp:cNvGraphicFramePr>
-              <a:graphicFrameLocks xmlns:a="http://schemas.openxmlformats.org/drawingml/2006/main" noChangeAspect="1"/>
+              <a:graphicFrameLocks noChangeAspect="1"/>
             </wp:cNvGraphicFramePr>
-            <a:graphic xmlns:a="http://schemas.openxmlformats.org/drawingml/2006/main">
+            <a:graphic>
               <a:graphicData uri="http://schemas.openxmlformats.org/drawingml/2006/picture">
-                <pic:pic xmlns:pic="http://schemas.openxmlformats.org/drawingml/2006/picture">
+                <pic:pic>
                   <pic:nvPicPr>
-                    <pic:cNvPr id="101" name="Picture 101" descr="image"/>
+                    <pic:cNvPr id="201" name="Picture 201" descr="image"/>
                     <pic:cNvPicPr>
                       <a:picLocks noChangeAspect="1"/>
                     </pic:cNvPicPr>
                   </pic:nvPicPr>
                   <pic:blipFill>
-                    <a:blip r:embed="rId4|rId5|rId6"/>
+                    <a:blip r:embed="rId4"/>
                     <a:stretch>
                       <a:fillRect/>
                     </a:stretch>
@@ -251,7 +211,81 @@
                   <pic:spPr>
                     <a:xfrm>
                       <a:off x="0" y="0"/>
-                      <a:ext cx="3132000" cy="2857500"/>
+                      <a:ext cx="2748915" cy="3310255"/>
+                    </a:xfrm>
+                    <a:prstGeom prst="rect">
+                      <a:avLst/>
+                    </a:prstGeom>
+                  </pic:spPr>
+                </pic:pic>
+              </a:graphicData>
+            </a:graphic>
+          </wp:inline>
+        </w:drawing>
+        <w:drawing>
+          <wp:inline distT="0" distB="0" distL="0" distR="0">
+            <wp:extent cx="1257935" cy="1570990"/>
+            <wp:effectExtent l="0" t="0" r="0" b="0"/>
+            <wp:docPr id="202" name="Picture 202" descr="image"/>
+            <wp:cNvGraphicFramePr>
+              <a:graphicFrameLocks noChangeAspect="1"/>
+            </wp:cNvGraphicFramePr>
+            <a:graphic>
+              <a:graphicData uri="http://schemas.openxmlformats.org/drawingml/2006/picture">
+                <pic:pic>
+                  <pic:nvPicPr>
+                    <pic:cNvPr id="202" name="Picture 202" descr="image"/>
+                    <pic:cNvPicPr>
+                      <a:picLocks noChangeAspect="1"/>
+                    </pic:cNvPicPr>
+                  </pic:nvPicPr>
+                  <pic:blipFill>
+                    <a:blip r:embed="rId5"/>
+                    <a:stretch>
+                      <a:fillRect/>
+                    </a:stretch>
+                  </pic:blipFill>
+                  <pic:spPr>
+                    <a:xfrm>
+                      <a:off x="0" y="0"/>
+                      <a:ext cx="1257935" cy="1570990"/>
+                    </a:xfrm>
+                    <a:prstGeom prst="rect">
+                      <a:avLst/>
+                    </a:prstGeom>
+                  </pic:spPr>
+                </pic:pic>
+              </a:graphicData>
+            </a:graphic>
+          </wp:inline>
+        </w:drawing>
+        <w:drawing>
+          <wp:inline distT="0" distB="0" distL="0" distR="0">
+            <wp:extent cx="1202055" cy="1572260"/>
+            <wp:effectExtent l="0" t="0" r="0" b="0"/>
+            <wp:docPr id="203" name="Picture 203" descr="image"/>
+            <wp:cNvGraphicFramePr>
+              <a:graphicFrameLocks noChangeAspect="1"/>
+            </wp:cNvGraphicFramePr>
+            <a:graphic>
+              <a:graphicData uri="http://schemas.openxmlformats.org/drawingml/2006/picture">
+                <pic:pic>
+                  <pic:nvPicPr>
+                    <pic:cNvPr id="203" name="Picture 203" descr="image"/>
+                    <pic:cNvPicPr>
+                      <a:picLocks noChangeAspect="1"/>
+                    </pic:cNvPicPr>
+                  </pic:nvPicPr>
+                  <pic:blipFill>
+                    <a:blip r:embed="rId6"/>
+                    <a:stretch>
+                      <a:fillRect/>
+                    </a:stretch>
+                  </pic:blipFill>
+                  <pic:spPr>
+                    <a:xfrm>
+                      <a:off x="0" y="0"/>
+                      <a:ext cx="1202055" cy="1572260"/>
                     </a:xfrm>
                     <a:prstGeom prst="rect">
                       <a:avLst/>
@@ -1844,23 +1878,23 @@
         </w:rPr>
         <w:drawing>
           <wp:inline distT="0" distB="0" distL="0" distR="0">
-            <wp:extent cx="3132000" cy="1905000"/>
+            <wp:extent cx="2605405" cy="1964690"/>
             <wp:effectExtent l="0" t="0" r="0" b="0"/>
-            <wp:docPr id="117" name="Picture 117" descr="image"/>
+            <wp:docPr id="204" name="Picture 204" descr="image"/>
             <wp:cNvGraphicFramePr>
-              <a:graphicFrameLocks xmlns:a="http://schemas.openxmlformats.org/drawingml/2006/main" noChangeAspect="1"/>
+              <a:graphicFrameLocks noChangeAspect="1"/>
             </wp:cNvGraphicFramePr>
-            <a:graphic xmlns:a="http://schemas.openxmlformats.org/drawingml/2006/main">
+            <a:graphic>
               <a:graphicData uri="http://schemas.openxmlformats.org/drawingml/2006/picture">
-                <pic:pic xmlns:pic="http://schemas.openxmlformats.org/drawingml/2006/picture">
+                <pic:pic>
                   <pic:nvPicPr>
-                    <pic:cNvPr id="117" name="Picture 117" descr="image"/>
+                    <pic:cNvPr id="204" name="Picture 204" descr="image"/>
                     <pic:cNvPicPr>
                       <a:picLocks noChangeAspect="1"/>
                     </pic:cNvPicPr>
                   </pic:nvPicPr>
                   <pic:blipFill>
-                    <a:blip r:embed="rId22|rId23"/>
+                    <a:blip r:embed="rId22"/>
                     <a:stretch>
                       <a:fillRect/>
                     </a:stretch>
@@ -1868,7 +1902,44 @@
                   <pic:spPr>
                     <a:xfrm>
                       <a:off x="0" y="0"/>
-                      <a:ext cx="3132000" cy="1905000"/>
+                      <a:ext cx="2605405" cy="1964690"/>
+                    </a:xfrm>
+                    <a:prstGeom prst="rect">
+                      <a:avLst/>
+                    </a:prstGeom>
+                  </pic:spPr>
+                </pic:pic>
+              </a:graphicData>
+            </a:graphic>
+          </wp:inline>
+        </w:drawing>
+        <w:drawing>
+          <wp:inline distT="0" distB="0" distL="0" distR="0">
+            <wp:extent cx="1740535" cy="4838700"/>
+            <wp:effectExtent l="0" t="0" r="0" b="0"/>
+            <wp:docPr id="205" name="Picture 205" descr="image"/>
+            <wp:cNvGraphicFramePr>
+              <a:graphicFrameLocks noChangeAspect="1"/>
+            </wp:cNvGraphicFramePr>
+            <a:graphic>
+              <a:graphicData uri="http://schemas.openxmlformats.org/drawingml/2006/picture">
+                <pic:pic>
+                  <pic:nvPicPr>
+                    <pic:cNvPr id="205" name="Picture 205" descr="image"/>
+                    <pic:cNvPicPr>
+                      <a:picLocks noChangeAspect="1"/>
+                    </pic:cNvPicPr>
+                  </pic:nvPicPr>
+                  <pic:blipFill>
+                    <a:blip r:embed="rId23"/>
+                    <a:stretch>
+                      <a:fillRect/>
+                    </a:stretch>
+                  </pic:blipFill>
+                  <pic:spPr>
+                    <a:xfrm>
+                      <a:off x="0" y="0"/>
+                      <a:ext cx="1740535" cy="4838700"/>
                     </a:xfrm>
                     <a:prstGeom prst="rect">
                       <a:avLst/>
@@ -3542,23 +3613,23 @@
               </w:rPr>
               <w:drawing>
                 <wp:inline distT="0" distB="0" distL="0" distR="0">
-                  <wp:extent cx="2571750" cy="2857500"/>
+                  <wp:extent cx="1337368" cy="1174189"/>
                   <wp:effectExtent l="0" t="0" r="0" b="0"/>
-                  <wp:docPr id="133" name="Picture 133" descr="image"/>
+                  <wp:docPr id="206" name="Picture 206" descr="image"/>
                   <wp:cNvGraphicFramePr>
-                    <a:graphicFrameLocks xmlns:a="http://schemas.openxmlformats.org/drawingml/2006/main" noChangeAspect="1"/>
+                    <a:graphicFrameLocks noChangeAspect="1"/>
                   </wp:cNvGraphicFramePr>
-                  <a:graphic xmlns:a="http://schemas.openxmlformats.org/drawingml/2006/main">
+                  <a:graphic>
                     <a:graphicData uri="http://schemas.openxmlformats.org/drawingml/2006/picture">
-                      <pic:pic xmlns:pic="http://schemas.openxmlformats.org/drawingml/2006/picture">
+                      <pic:pic>
                         <pic:nvPicPr>
-                          <pic:cNvPr id="133" name="Picture 133" descr="image"/>
+                          <pic:cNvPr id="206" name="Picture 206" descr="image"/>
                           <pic:cNvPicPr>
                             <a:picLocks noChangeAspect="1"/>
                           </pic:cNvPicPr>
                         </pic:nvPicPr>
                         <pic:blipFill>
-                          <a:blip r:embed="rId39|rId40"/>
+                          <a:blip r:embed="rId39"/>
                           <a:stretch>
                             <a:fillRect/>
                           </a:stretch>
@@ -3566,7 +3637,7 @@
                         <pic:spPr>
                           <a:xfrm>
                             <a:off x="0" y="0"/>
-                            <a:ext cx="2571750" cy="2857500"/>
+                            <a:ext cx="1337368" cy="1174189"/>
                           </a:xfrm>
                           <a:prstGeom prst="rect">
                             <a:avLst/>
@@ -3577,76 +3648,25 @@
                   </a:graphic>
                 </wp:inline>
               </w:drawing>
-            </w:r>
-          </w:p>
-        </w:tc>
-        <w:tc>
-          <w:tcPr>
-            <w:tcW w:w="4535" w:type="dxa"/>
-            <w:vAlign w:val="center"/>
-          </w:tcPr>
-          <w:p>
-            <w:pPr>
-              <w:spacing w:before="0" w:after="0" w:line="240" w:lineRule="auto"/>
-              <w:ind w:left="0" w:right="0" w:firstLine="0"/>
-              <w:jc w:val="left"/>
-              <w:rPr>
-                <w:rFonts w:ascii="Times New Roman" w:hAnsi="Times New Roman" w:eastAsia="宋体" w:cs="Times New Roman"/>
-                <w:kern w:val="0"/>
-                <w:b/>
-                <w:bCs/>
-                <w:sz w:val="21"/>
-                <w:szCs w:val="21"/>
-              </w:rPr>
-            </w:pPr>
-            <w:r>
-              <w:rPr>
-                <w:rFonts w:ascii="Times New Roman" w:hAnsi="Times New Roman" w:eastAsia="宋体" w:cs="Times New Roman"/>
-                <w:kern w:val="0"/>
-                <w:b/>
-                <w:bCs/>
-                <w:sz w:val="21"/>
-                <w:szCs w:val="21"/>
-              </w:rPr>
-              <w:t xml:space="preserve">B．</w:t>
-            </w:r>
-          </w:p>
-          <w:p>
-            <w:pPr>
-              <w:spacing w:before="20" w:after="40" w:line="240" w:lineRule="auto"/>
-              <w:ind w:left="0" w:right="0" w:firstLine="0"/>
-              <w:jc w:val="center"/>
-              <w:rPr>
-                <w:rFonts w:ascii="Times New Roman" w:hAnsi="Times New Roman" w:eastAsia="宋体" w:cs="Times New Roman"/>
-                <w:kern w:val="0"/>
-                <w:sz w:val="21"/>
-                <w:szCs w:val="21"/>
-              </w:rPr>
-            </w:pPr>
-            <w:r>
-              <w:rPr>
-                <w:rFonts w:ascii="Times New Roman" w:hAnsi="Times New Roman" w:eastAsia="宋体"/>
-                <w:sz w:val="21"/>
-              </w:rPr>
               <w:drawing>
                 <wp:inline distT="0" distB="0" distL="0" distR="0">
-                  <wp:extent cx="2571750" cy="2857500"/>
+                  <wp:extent cx="1542357" cy="1419828"/>
                   <wp:effectExtent l="0" t="0" r="0" b="0"/>
-                  <wp:docPr id="134" name="Picture 134" descr="image"/>
+                  <wp:docPr id="207" name="Picture 207" descr="image"/>
                   <wp:cNvGraphicFramePr>
-                    <a:graphicFrameLocks xmlns:a="http://schemas.openxmlformats.org/drawingml/2006/main" noChangeAspect="1"/>
+                    <a:graphicFrameLocks noChangeAspect="1"/>
                   </wp:cNvGraphicFramePr>
-                  <a:graphic xmlns:a="http://schemas.openxmlformats.org/drawingml/2006/main">
+                  <a:graphic>
                     <a:graphicData uri="http://schemas.openxmlformats.org/drawingml/2006/picture">
-                      <pic:pic xmlns:pic="http://schemas.openxmlformats.org/drawingml/2006/picture">
+                      <pic:pic>
                         <pic:nvPicPr>
-                          <pic:cNvPr id="134" name="Picture 134" descr="image"/>
+                          <pic:cNvPr id="207" name="Picture 207" descr="image"/>
                           <pic:cNvPicPr>
                             <a:picLocks noChangeAspect="1"/>
                           </pic:cNvPicPr>
                         </pic:nvPicPr>
                         <pic:blipFill>
-                          <a:blip r:embed="rId41|rId42"/>
+                          <a:blip r:embed="rId40"/>
                           <a:stretch>
                             <a:fillRect/>
                           </a:stretch>
@@ -3654,7 +3674,132 @@
                         <pic:spPr>
                           <a:xfrm>
                             <a:off x="0" y="0"/>
-                            <a:ext cx="2571750" cy="2857500"/>
+                            <a:ext cx="1542357" cy="1419828"/>
+                          </a:xfrm>
+                          <a:prstGeom prst="rect">
+                            <a:avLst/>
+                          </a:prstGeom>
+                        </pic:spPr>
+                      </pic:pic>
+                    </a:graphicData>
+                  </a:graphic>
+                </wp:inline>
+              </w:drawing>
+            </w:r>
+          </w:p>
+        </w:tc>
+        <w:tc>
+          <w:tcPr>
+            <w:tcW w:w="4535" w:type="dxa"/>
+            <w:vAlign w:val="center"/>
+          </w:tcPr>
+          <w:p>
+            <w:pPr>
+              <w:spacing w:before="0" w:after="0" w:line="240" w:lineRule="auto"/>
+              <w:ind w:left="0" w:right="0" w:firstLine="0"/>
+              <w:jc w:val="left"/>
+              <w:rPr>
+                <w:rFonts w:ascii="Times New Roman" w:hAnsi="Times New Roman" w:eastAsia="宋体" w:cs="Times New Roman"/>
+                <w:kern w:val="0"/>
+                <w:b/>
+                <w:bCs/>
+                <w:sz w:val="21"/>
+                <w:szCs w:val="21"/>
+              </w:rPr>
+            </w:pPr>
+            <w:r>
+              <w:rPr>
+                <w:rFonts w:ascii="Times New Roman" w:hAnsi="Times New Roman" w:eastAsia="宋体" w:cs="Times New Roman"/>
+                <w:kern w:val="0"/>
+                <w:b/>
+                <w:bCs/>
+                <w:sz w:val="21"/>
+                <w:szCs w:val="21"/>
+              </w:rPr>
+              <w:t xml:space="preserve">B．</w:t>
+            </w:r>
+          </w:p>
+          <w:p>
+            <w:pPr>
+              <w:spacing w:before="20" w:after="40" w:line="240" w:lineRule="auto"/>
+              <w:ind w:left="0" w:right="0" w:firstLine="0"/>
+              <w:jc w:val="center"/>
+              <w:rPr>
+                <w:rFonts w:ascii="Times New Roman" w:hAnsi="Times New Roman" w:eastAsia="宋体" w:cs="Times New Roman"/>
+                <w:kern w:val="0"/>
+                <w:sz w:val="21"/>
+                <w:szCs w:val="21"/>
+              </w:rPr>
+            </w:pPr>
+            <w:r>
+              <w:rPr>
+                <w:rFonts w:ascii="Times New Roman" w:hAnsi="Times New Roman" w:eastAsia="宋体"/>
+                <w:sz w:val="21"/>
+              </w:rPr>
+              <w:drawing>
+                <wp:inline distT="0" distB="0" distL="0" distR="0">
+                  <wp:extent cx="1630783" cy="1471683"/>
+                  <wp:effectExtent l="0" t="0" r="0" b="0"/>
+                  <wp:docPr id="208" name="Picture 208" descr="image"/>
+                  <wp:cNvGraphicFramePr>
+                    <a:graphicFrameLocks noChangeAspect="1"/>
+                  </wp:cNvGraphicFramePr>
+                  <a:graphic>
+                    <a:graphicData uri="http://schemas.openxmlformats.org/drawingml/2006/picture">
+                      <pic:pic>
+                        <pic:nvPicPr>
+                          <pic:cNvPr id="208" name="Picture 208" descr="image"/>
+                          <pic:cNvPicPr>
+                            <a:picLocks noChangeAspect="1"/>
+                          </pic:cNvPicPr>
+                        </pic:nvPicPr>
+                        <pic:blipFill>
+                          <a:blip r:embed="rId41"/>
+                          <a:stretch>
+                            <a:fillRect/>
+                          </a:stretch>
+                        </pic:blipFill>
+                        <pic:spPr>
+                          <a:xfrm>
+                            <a:off x="0" y="0"/>
+                            <a:ext cx="1630783" cy="1471683"/>
+                          </a:xfrm>
+                          <a:prstGeom prst="rect">
+                            <a:avLst/>
+                          </a:prstGeom>
+                        </pic:spPr>
+                      </pic:pic>
+                    </a:graphicData>
+                  </a:graphic>
+                </wp:inline>
+              </w:drawing>
+              <w:drawing>
+                <wp:inline distT="0" distB="0" distL="0" distR="0">
+                  <wp:extent cx="1248942" cy="1169391"/>
+                  <wp:effectExtent l="0" t="0" r="0" b="0"/>
+                  <wp:docPr id="209" name="Picture 209" descr="image"/>
+                  <wp:cNvGraphicFramePr>
+                    <a:graphicFrameLocks noChangeAspect="1"/>
+                  </wp:cNvGraphicFramePr>
+                  <a:graphic>
+                    <a:graphicData uri="http://schemas.openxmlformats.org/drawingml/2006/picture">
+                      <pic:pic>
+                        <pic:nvPicPr>
+                          <pic:cNvPr id="209" name="Picture 209" descr="image"/>
+                          <pic:cNvPicPr>
+                            <a:picLocks noChangeAspect="1"/>
+                          </pic:cNvPicPr>
+                        </pic:nvPicPr>
+                        <pic:blipFill>
+                          <a:blip r:embed="rId42"/>
+                          <a:stretch>
+                            <a:fillRect/>
+                          </a:stretch>
+                        </pic:blipFill>
+                        <pic:spPr>
+                          <a:xfrm>
+                            <a:off x="0" y="0"/>
+                            <a:ext cx="1248942" cy="1169391"/>
                           </a:xfrm>
                           <a:prstGeom prst="rect">
                             <a:avLst/>
@@ -3723,23 +3868,23 @@
               </w:rPr>
               <w:drawing>
                 <wp:inline distT="0" distB="0" distL="0" distR="0">
-                  <wp:extent cx="2571750" cy="2857500"/>
+                  <wp:extent cx="1623845" cy="1463860"/>
                   <wp:effectExtent l="0" t="0" r="0" b="0"/>
-                  <wp:docPr id="135" name="Picture 135" descr="image"/>
+                  <wp:docPr id="210" name="Picture 210" descr="image"/>
                   <wp:cNvGraphicFramePr>
-                    <a:graphicFrameLocks xmlns:a="http://schemas.openxmlformats.org/drawingml/2006/main" noChangeAspect="1"/>
+                    <a:graphicFrameLocks noChangeAspect="1"/>
                   </wp:cNvGraphicFramePr>
-                  <a:graphic xmlns:a="http://schemas.openxmlformats.org/drawingml/2006/main">
+                  <a:graphic>
                     <a:graphicData uri="http://schemas.openxmlformats.org/drawingml/2006/picture">
-                      <pic:pic xmlns:pic="http://schemas.openxmlformats.org/drawingml/2006/picture">
+                      <pic:pic>
                         <pic:nvPicPr>
-                          <pic:cNvPr id="135" name="Picture 135" descr="image"/>
+                          <pic:cNvPr id="210" name="Picture 210" descr="image"/>
                           <pic:cNvPicPr>
                             <a:picLocks noChangeAspect="1"/>
                           </pic:cNvPicPr>
                         </pic:nvPicPr>
                         <pic:blipFill>
-                          <a:blip r:embed="rId43|rId42"/>
+                          <a:blip r:embed="rId43"/>
                           <a:stretch>
                             <a:fillRect/>
                           </a:stretch>
@@ -3747,7 +3892,7 @@
                         <pic:spPr>
                           <a:xfrm>
                             <a:off x="0" y="0"/>
-                            <a:ext cx="2571750" cy="2857500"/>
+                            <a:ext cx="1623845" cy="1463860"/>
                           </a:xfrm>
                           <a:prstGeom prst="rect">
                             <a:avLst/>
@@ -3758,76 +3903,25 @@
                   </a:graphic>
                 </wp:inline>
               </w:drawing>
-            </w:r>
-          </w:p>
-        </w:tc>
-        <w:tc>
-          <w:tcPr>
-            <w:tcW w:w="4535" w:type="dxa"/>
-            <w:vAlign w:val="center"/>
-          </w:tcPr>
-          <w:p>
-            <w:pPr>
-              <w:spacing w:before="0" w:after="0" w:line="240" w:lineRule="auto"/>
-              <w:ind w:left="0" w:right="0" w:firstLine="0"/>
-              <w:jc w:val="left"/>
-              <w:rPr>
-                <w:rFonts w:ascii="Times New Roman" w:hAnsi="Times New Roman" w:eastAsia="宋体" w:cs="Times New Roman"/>
-                <w:kern w:val="0"/>
-                <w:b/>
-                <w:bCs/>
-                <w:sz w:val="21"/>
-                <w:szCs w:val="21"/>
-              </w:rPr>
-            </w:pPr>
-            <w:r>
-              <w:rPr>
-                <w:rFonts w:ascii="Times New Roman" w:hAnsi="Times New Roman" w:eastAsia="宋体" w:cs="Times New Roman"/>
-                <w:kern w:val="0"/>
-                <w:b/>
-                <w:bCs/>
-                <w:sz w:val="21"/>
-                <w:szCs w:val="21"/>
-              </w:rPr>
-              <w:t xml:space="preserve">D．</w:t>
-            </w:r>
-          </w:p>
-          <w:p>
-            <w:pPr>
-              <w:spacing w:before="20" w:after="40" w:line="240" w:lineRule="auto"/>
-              <w:ind w:left="0" w:right="0" w:firstLine="0"/>
-              <w:jc w:val="center"/>
-              <w:rPr>
-                <w:rFonts w:ascii="Times New Roman" w:hAnsi="Times New Roman" w:eastAsia="宋体" w:cs="Times New Roman"/>
-                <w:kern w:val="0"/>
-                <w:sz w:val="21"/>
-                <w:szCs w:val="21"/>
-              </w:rPr>
-            </w:pPr>
-            <w:r>
-              <w:rPr>
-                <w:rFonts w:ascii="Times New Roman" w:hAnsi="Times New Roman" w:eastAsia="宋体"/>
-                <w:sz w:val="21"/>
-              </w:rPr>
               <w:drawing>
                 <wp:inline distT="0" distB="0" distL="0" distR="0">
-                  <wp:extent cx="2571750" cy="2857500"/>
+                  <wp:extent cx="1255880" cy="1175888"/>
                   <wp:effectExtent l="0" t="0" r="0" b="0"/>
-                  <wp:docPr id="136" name="Picture 136" descr="image"/>
+                  <wp:docPr id="211" name="Picture 211" descr="image"/>
                   <wp:cNvGraphicFramePr>
-                    <a:graphicFrameLocks xmlns:a="http://schemas.openxmlformats.org/drawingml/2006/main" noChangeAspect="1"/>
+                    <a:graphicFrameLocks noChangeAspect="1"/>
                   </wp:cNvGraphicFramePr>
-                  <a:graphic xmlns:a="http://schemas.openxmlformats.org/drawingml/2006/main">
+                  <a:graphic>
                     <a:graphicData uri="http://schemas.openxmlformats.org/drawingml/2006/picture">
-                      <pic:pic xmlns:pic="http://schemas.openxmlformats.org/drawingml/2006/picture">
+                      <pic:pic>
                         <pic:nvPicPr>
-                          <pic:cNvPr id="136" name="Picture 136" descr="image"/>
+                          <pic:cNvPr id="211" name="Picture 211" descr="image"/>
                           <pic:cNvPicPr>
                             <a:picLocks noChangeAspect="1"/>
                           </pic:cNvPicPr>
                         </pic:nvPicPr>
                         <pic:blipFill>
-                          <a:blip r:embed="rId41|rId40"/>
+                          <a:blip r:embed="rId42"/>
                           <a:stretch>
                             <a:fillRect/>
                           </a:stretch>
@@ -3835,7 +3929,132 @@
                         <pic:spPr>
                           <a:xfrm>
                             <a:off x="0" y="0"/>
-                            <a:ext cx="2571750" cy="2857500"/>
+                            <a:ext cx="1255880" cy="1175888"/>
+                          </a:xfrm>
+                          <a:prstGeom prst="rect">
+                            <a:avLst/>
+                          </a:prstGeom>
+                        </pic:spPr>
+                      </pic:pic>
+                    </a:graphicData>
+                  </a:graphic>
+                </wp:inline>
+              </w:drawing>
+            </w:r>
+          </w:p>
+        </w:tc>
+        <w:tc>
+          <w:tcPr>
+            <w:tcW w:w="4535" w:type="dxa"/>
+            <w:vAlign w:val="center"/>
+          </w:tcPr>
+          <w:p>
+            <w:pPr>
+              <w:spacing w:before="0" w:after="0" w:line="240" w:lineRule="auto"/>
+              <w:ind w:left="0" w:right="0" w:firstLine="0"/>
+              <w:jc w:val="left"/>
+              <w:rPr>
+                <w:rFonts w:ascii="Times New Roman" w:hAnsi="Times New Roman" w:eastAsia="宋体" w:cs="Times New Roman"/>
+                <w:kern w:val="0"/>
+                <w:b/>
+                <w:bCs/>
+                <w:sz w:val="21"/>
+                <w:szCs w:val="21"/>
+              </w:rPr>
+            </w:pPr>
+            <w:r>
+              <w:rPr>
+                <w:rFonts w:ascii="Times New Roman" w:hAnsi="Times New Roman" w:eastAsia="宋体" w:cs="Times New Roman"/>
+                <w:kern w:val="0"/>
+                <w:b/>
+                <w:bCs/>
+                <w:sz w:val="21"/>
+                <w:szCs w:val="21"/>
+              </w:rPr>
+              <w:t xml:space="preserve">D．</w:t>
+            </w:r>
+          </w:p>
+          <w:p>
+            <w:pPr>
+              <w:spacing w:before="20" w:after="40" w:line="240" w:lineRule="auto"/>
+              <w:ind w:left="0" w:right="0" w:firstLine="0"/>
+              <w:jc w:val="center"/>
+              <w:rPr>
+                <w:rFonts w:ascii="Times New Roman" w:hAnsi="Times New Roman" w:eastAsia="宋体" w:cs="Times New Roman"/>
+                <w:kern w:val="0"/>
+                <w:sz w:val="21"/>
+                <w:szCs w:val="21"/>
+              </w:rPr>
+            </w:pPr>
+            <w:r>
+              <w:rPr>
+                <w:rFonts w:ascii="Times New Roman" w:hAnsi="Times New Roman" w:eastAsia="宋体"/>
+                <w:sz w:val="21"/>
+              </w:rPr>
+              <w:drawing>
+                <wp:inline distT="0" distB="0" distL="0" distR="0">
+                  <wp:extent cx="1454048" cy="1312190"/>
+                  <wp:effectExtent l="0" t="0" r="0" b="0"/>
+                  <wp:docPr id="212" name="Picture 212" descr="image"/>
+                  <wp:cNvGraphicFramePr>
+                    <a:graphicFrameLocks noChangeAspect="1"/>
+                  </wp:cNvGraphicFramePr>
+                  <a:graphic>
+                    <a:graphicData uri="http://schemas.openxmlformats.org/drawingml/2006/picture">
+                      <pic:pic>
+                        <pic:nvPicPr>
+                          <pic:cNvPr id="212" name="Picture 212" descr="image"/>
+                          <pic:cNvPicPr>
+                            <a:picLocks noChangeAspect="1"/>
+                          </pic:cNvPicPr>
+                        </pic:nvPicPr>
+                        <pic:blipFill>
+                          <a:blip r:embed="rId41"/>
+                          <a:stretch>
+                            <a:fillRect/>
+                          </a:stretch>
+                        </pic:blipFill>
+                        <pic:spPr>
+                          <a:xfrm>
+                            <a:off x="0" y="0"/>
+                            <a:ext cx="1454048" cy="1312190"/>
+                          </a:xfrm>
+                          <a:prstGeom prst="rect">
+                            <a:avLst/>
+                          </a:prstGeom>
+                        </pic:spPr>
+                      </pic:pic>
+                    </a:graphicData>
+                  </a:graphic>
+                </wp:inline>
+              </w:drawing>
+              <w:drawing>
+                <wp:inline distT="0" distB="0" distL="0" distR="0">
+                  <wp:extent cx="1425677" cy="1312190"/>
+                  <wp:effectExtent l="0" t="0" r="0" b="0"/>
+                  <wp:docPr id="213" name="Picture 213" descr="image"/>
+                  <wp:cNvGraphicFramePr>
+                    <a:graphicFrameLocks noChangeAspect="1"/>
+                  </wp:cNvGraphicFramePr>
+                  <a:graphic>
+                    <a:graphicData uri="http://schemas.openxmlformats.org/drawingml/2006/picture">
+                      <pic:pic>
+                        <pic:nvPicPr>
+                          <pic:cNvPr id="213" name="Picture 213" descr="image"/>
+                          <pic:cNvPicPr>
+                            <a:picLocks noChangeAspect="1"/>
+                          </pic:cNvPicPr>
+                        </pic:nvPicPr>
+                        <pic:blipFill>
+                          <a:blip r:embed="rId40"/>
+                          <a:stretch>
+                            <a:fillRect/>
+                          </a:stretch>
+                        </pic:blipFill>
+                        <pic:spPr>
+                          <a:xfrm>
+                            <a:off x="0" y="0"/>
+                            <a:ext cx="1425677" cy="1312190"/>
                           </a:xfrm>
                           <a:prstGeom prst="rect">
                             <a:avLst/>
@@ -4861,23 +5080,23 @@
         </w:rPr>
         <w:drawing>
           <wp:inline distT="0" distB="0" distL="0" distR="0">
-            <wp:extent cx="3132000" cy="2857500"/>
+            <wp:extent cx="2186940" cy="1653540"/>
             <wp:effectExtent l="0" t="0" r="0" b="0"/>
-            <wp:docPr id="147" name="Picture 147" descr="image"/>
+            <wp:docPr id="214" name="Picture 214" descr="image"/>
             <wp:cNvGraphicFramePr>
-              <a:graphicFrameLocks xmlns:a="http://schemas.openxmlformats.org/drawingml/2006/main" noChangeAspect="1"/>
+              <a:graphicFrameLocks noChangeAspect="1"/>
             </wp:cNvGraphicFramePr>
-            <a:graphic xmlns:a="http://schemas.openxmlformats.org/drawingml/2006/main">
+            <a:graphic>
               <a:graphicData uri="http://schemas.openxmlformats.org/drawingml/2006/picture">
-                <pic:pic xmlns:pic="http://schemas.openxmlformats.org/drawingml/2006/picture">
+                <pic:pic>
                   <pic:nvPicPr>
-                    <pic:cNvPr id="147" name="Picture 147" descr="image"/>
+                    <pic:cNvPr id="214" name="Picture 214" descr="image"/>
                     <pic:cNvPicPr>
                       <a:picLocks noChangeAspect="1"/>
                     </pic:cNvPicPr>
                   </pic:nvPicPr>
                   <pic:blipFill>
-                    <a:blip r:embed="rId54|rId55"/>
+                    <a:blip r:embed="rId54"/>
                     <a:stretch>
                       <a:fillRect/>
                     </a:stretch>
@@ -4885,7 +5104,7 @@
                   <pic:spPr>
                     <a:xfrm>
                       <a:off x="0" y="0"/>
-                      <a:ext cx="3132000" cy="2857500"/>
+                      <a:ext cx="2186940" cy="1653540"/>
                     </a:xfrm>
                     <a:prstGeom prst="rect">
                       <a:avLst/>
@@ -4896,194 +5115,25 @@
             </a:graphic>
           </wp:inline>
         </w:drawing>
-      </w:r>
-    </w:p>
-    <w:p>
-      <w:pPr>
-        <w:keepNext/>
-        <w:spacing w:before="60" w:after="20" w:line="300" w:lineRule="auto"/>
-        <w:ind w:left="420" w:right="0" w:firstLine="0"/>
-        <w:jc w:val="left"/>
-        <w:rPr>
-          <w:rFonts w:ascii="Times New Roman" w:hAnsi="Times New Roman" w:eastAsia="宋体" w:cs="Times New Roman"/>
-          <w:kern w:val="0"/>
-          <w:sz w:val="21"/>
-          <w:szCs w:val="21"/>
-        </w:rPr>
-      </w:pPr>
-      <w:r>
-        <w:rPr>
-          <w:rFonts w:ascii="Times New Roman" w:hAnsi="Times New Roman" w:eastAsia="宋体" w:cs="Times New Roman"/>
-          <w:kern w:val="0"/>
-          <w:sz w:val="21"/>
-          <w:szCs w:val="21"/>
-        </w:rPr>
-        <w:t xml:space="preserve">A．8</w:t>
-      </w:r>
-    </w:p>
-    <w:p>
-      <w:pPr>
-        <w:keepNext/>
-        <w:spacing w:before="60" w:after="20" w:line="300" w:lineRule="auto"/>
-        <w:ind w:left="420" w:right="0" w:firstLine="0"/>
-        <w:jc w:val="left"/>
-        <w:rPr>
-          <w:rFonts w:ascii="Times New Roman" w:hAnsi="Times New Roman" w:eastAsia="宋体" w:cs="Times New Roman"/>
-          <w:kern w:val="0"/>
-          <w:sz w:val="21"/>
-          <w:szCs w:val="21"/>
-        </w:rPr>
-      </w:pPr>
-      <w:r>
-        <w:rPr>
-          <w:rFonts w:ascii="Times New Roman" w:hAnsi="Times New Roman" w:eastAsia="宋体" w:cs="Times New Roman"/>
-          <w:kern w:val="0"/>
-          <w:sz w:val="21"/>
-          <w:szCs w:val="21"/>
-        </w:rPr>
-        <w:t xml:space="preserve">B．9</w:t>
-      </w:r>
-    </w:p>
-    <w:p>
-      <w:pPr>
-        <w:keepNext/>
-        <w:spacing w:before="60" w:after="20" w:line="300" w:lineRule="auto"/>
-        <w:ind w:left="420" w:right="0" w:firstLine="0"/>
-        <w:jc w:val="left"/>
-        <w:rPr>
-          <w:rFonts w:ascii="Times New Roman" w:hAnsi="Times New Roman" w:eastAsia="宋体" w:cs="Times New Roman"/>
-          <w:kern w:val="0"/>
-          <w:sz w:val="21"/>
-          <w:szCs w:val="21"/>
-        </w:rPr>
-      </w:pPr>
-      <w:r>
-        <w:rPr>
-          <w:rFonts w:ascii="Times New Roman" w:hAnsi="Times New Roman" w:eastAsia="宋体" w:cs="Times New Roman"/>
-          <w:kern w:val="0"/>
-          <w:sz w:val="21"/>
-          <w:szCs w:val="21"/>
-        </w:rPr>
-        <w:t xml:space="preserve">C．10</w:t>
-      </w:r>
-    </w:p>
-    <w:p>
-      <w:pPr>
-        <w:keepNext/>
-        <w:spacing w:before="60" w:after="20" w:line="300" w:lineRule="auto"/>
-        <w:ind w:left="420" w:right="0" w:firstLine="0"/>
-        <w:jc w:val="left"/>
-        <w:rPr>
-          <w:rFonts w:ascii="Times New Roman" w:hAnsi="Times New Roman" w:eastAsia="宋体" w:cs="Times New Roman"/>
-          <w:kern w:val="0"/>
-          <w:sz w:val="21"/>
-          <w:szCs w:val="21"/>
-        </w:rPr>
-      </w:pPr>
-      <w:r>
-        <w:rPr>
-          <w:rFonts w:ascii="Times New Roman" w:hAnsi="Times New Roman" w:eastAsia="宋体" w:cs="Times New Roman"/>
-          <w:kern w:val="0"/>
-          <w:sz w:val="21"/>
-          <w:szCs w:val="21"/>
-        </w:rPr>
-        <w:t xml:space="preserve">D．11</w:t>
-      </w:r>
-    </w:p>
-    <w:p>
-      <w:pPr>
-        <w:spacing w:before="0" w:after="0" w:line="300" w:lineRule="auto"/>
-        <w:rPr>
-          <w:rFonts w:ascii="Times New Roman" w:hAnsi="Times New Roman" w:eastAsia="宋体" w:cs="Times New Roman"/>
-          <w:kern w:val="0"/>
-          <w:sz w:val="12"/>
-          <w:szCs w:val="12"/>
-        </w:rPr>
-      </w:pPr>
-    </w:p>
-    <w:p>
-      <w:pPr>
-        <w:keepNext/>
-        <w:spacing w:before="40" w:after="30" w:line="300" w:lineRule="auto"/>
-        <w:ind w:left="0" w:right="0" w:firstLine="0"/>
-        <w:jc w:val="left"/>
-        <w:rPr>
-          <w:rFonts w:ascii="Times New Roman" w:hAnsi="Times New Roman" w:eastAsia="宋体" w:cs="Times New Roman"/>
-          <w:kern w:val="0"/>
-          <w:sz w:val="21"/>
-          <w:szCs w:val="21"/>
-        </w:rPr>
-      </w:pPr>
-      <w:r>
-        <w:rPr>
-          <w:rFonts w:ascii="Times New Roman" w:hAnsi="Times New Roman" w:eastAsia="宋体" w:cs="Times New Roman"/>
-          <w:kern w:val="0"/>
-          <w:sz w:val="21"/>
-          <w:szCs w:val="21"/>
-        </w:rPr>
-        <w:t xml:space="preserve">13．小猫角色运行下列程序，说法正确的是？（ ）</w:t>
-      </w:r>
-    </w:p>
-    <w:p>
-      <w:pPr>
-        <w:keepNext/>
-        <w:spacing w:before="40" w:after="30" w:line="300" w:lineRule="auto"/>
-        <w:ind w:left="0" w:right="0" w:firstLine="0"/>
-        <w:jc w:val="left"/>
-        <w:rPr>
-          <w:rFonts w:ascii="Times New Roman" w:hAnsi="Times New Roman" w:eastAsia="宋体" w:cs="Times New Roman"/>
-          <w:kern w:val="0"/>
-          <w:sz w:val="21"/>
-          <w:szCs w:val="21"/>
-        </w:rPr>
-      </w:pPr>
-      <w:r>
-        <w:rPr>
-          <w:rFonts w:ascii="Times New Roman" w:hAnsi="Times New Roman" w:eastAsia="宋体" w:cs="Times New Roman"/>
-          <w:kern w:val="0"/>
-          <w:sz w:val="21"/>
-          <w:szCs w:val="21"/>
-        </w:rPr>
-        <w:t xml:space="preserve"> </w:t>
-      </w:r>
-    </w:p>
-    <w:p>
-      <w:pPr>
-        <w:keepNext/>
-        <w:spacing w:before="40" w:after="40" w:line="240" w:lineRule="auto"/>
-        <w:ind w:left="0" w:right="0" w:firstLine="0"/>
-        <w:jc w:val="center"/>
-        <w:rPr>
-          <w:rFonts w:ascii="Times New Roman" w:hAnsi="Times New Roman" w:eastAsia="宋体" w:cs="Times New Roman"/>
-          <w:kern w:val="0"/>
-          <w:sz w:val="21"/>
-          <w:szCs w:val="21"/>
-        </w:rPr>
-      </w:pPr>
-      <w:r>
-        <w:rPr>
-          <w:rFonts w:ascii="Times New Roman" w:hAnsi="Times New Roman" w:eastAsia="宋体"/>
-          <w:sz w:val="21"/>
-        </w:rPr>
         <w:drawing>
           <wp:inline distT="0" distB="0" distL="0" distR="0">
-            <wp:extent cx="3132000" cy="2857500"/>
+            <wp:extent cx="2085975" cy="3604895"/>
             <wp:effectExtent l="0" t="0" r="0" b="0"/>
-            <wp:docPr id="148" name="Picture 148" descr="image"/>
+            <wp:docPr id="215" name="Picture 215" descr="image"/>
             <wp:cNvGraphicFramePr>
-              <a:graphicFrameLocks xmlns:a="http://schemas.openxmlformats.org/drawingml/2006/main" noChangeAspect="1"/>
+              <a:graphicFrameLocks noChangeAspect="1"/>
             </wp:cNvGraphicFramePr>
-            <a:graphic xmlns:a="http://schemas.openxmlformats.org/drawingml/2006/main">
+            <a:graphic>
               <a:graphicData uri="http://schemas.openxmlformats.org/drawingml/2006/picture">
-                <pic:pic xmlns:pic="http://schemas.openxmlformats.org/drawingml/2006/picture">
+                <pic:pic>
                   <pic:nvPicPr>
-                    <pic:cNvPr id="148" name="Picture 148" descr="image"/>
+                    <pic:cNvPr id="215" name="Picture 215" descr="image"/>
                     <pic:cNvPicPr>
                       <a:picLocks noChangeAspect="1"/>
                     </pic:cNvPicPr>
                   </pic:nvPicPr>
                   <pic:blipFill>
-                    <a:blip r:embed="rId56|rId57"/>
+                    <a:blip r:embed="rId55"/>
                     <a:stretch>
                       <a:fillRect/>
                     </a:stretch>
@@ -5091,7 +5141,7 @@
                   <pic:spPr>
                     <a:xfrm>
                       <a:off x="0" y="0"/>
-                      <a:ext cx="3132000" cy="2857500"/>
+                      <a:ext cx="2085975" cy="3604895"/>
                     </a:xfrm>
                     <a:prstGeom prst="rect">
                       <a:avLst/>
@@ -5124,7 +5174,7 @@
           <w:sz w:val="21"/>
           <w:szCs w:val="21"/>
         </w:rPr>
-        <w:t xml:space="preserve">A．小猫静止不动</w:t>
+        <w:t xml:space="preserve">A．8</w:t>
       </w:r>
     </w:p>
     <w:p>
@@ -5147,7 +5197,7 @@
           <w:sz w:val="21"/>
           <w:szCs w:val="21"/>
         </w:rPr>
-        <w:t xml:space="preserve">B．小猫一直滑行，停不下来</w:t>
+        <w:t xml:space="preserve">B．9</w:t>
       </w:r>
     </w:p>
     <w:p>
@@ -5170,7 +5220,7 @@
           <w:sz w:val="21"/>
           <w:szCs w:val="21"/>
         </w:rPr>
-        <w:t xml:space="preserve">C．小猫碰到篮球会停止不动</w:t>
+        <w:t xml:space="preserve">C．10</w:t>
       </w:r>
     </w:p>
     <w:p>
@@ -5193,7 +5243,7 @@
           <w:sz w:val="21"/>
           <w:szCs w:val="21"/>
         </w:rPr>
-        <w:t xml:space="preserve">D．小猫滑行一次，不管碰到还是没有碰到篮球，都会停下来</w:t>
+        <w:t xml:space="preserve">D．11</w:t>
       </w:r>
     </w:p>
     <w:p>
@@ -5227,7 +5277,30 @@
           <w:sz w:val="21"/>
           <w:szCs w:val="21"/>
         </w:rPr>
-        <w:t xml:space="preserve">14．蜻蜓初始位置如下图所示，运行下列程序，正确的是？（ ）</w:t>
+        <w:t xml:space="preserve">13．小猫角色运行下列程序，说法正确的是？（ ）</w:t>
+      </w:r>
+    </w:p>
+    <w:p>
+      <w:pPr>
+        <w:keepNext/>
+        <w:spacing w:before="40" w:after="30" w:line="300" w:lineRule="auto"/>
+        <w:ind w:left="0" w:right="0" w:firstLine="0"/>
+        <w:jc w:val="left"/>
+        <w:rPr>
+          <w:rFonts w:ascii="Times New Roman" w:hAnsi="Times New Roman" w:eastAsia="宋体" w:cs="Times New Roman"/>
+          <w:kern w:val="0"/>
+          <w:sz w:val="21"/>
+          <w:szCs w:val="21"/>
+        </w:rPr>
+      </w:pPr>
+      <w:r>
+        <w:rPr>
+          <w:rFonts w:ascii="Times New Roman" w:hAnsi="Times New Roman" w:eastAsia="宋体" w:cs="Times New Roman"/>
+          <w:kern w:val="0"/>
+          <w:sz w:val="21"/>
+          <w:szCs w:val="21"/>
+        </w:rPr>
+        <w:t xml:space="preserve"> </w:t>
       </w:r>
     </w:p>
     <w:p>
@@ -5250,23 +5323,23 @@
         </w:rPr>
         <w:drawing>
           <wp:inline distT="0" distB="0" distL="0" distR="0">
-            <wp:extent cx="3132000" cy="2857500"/>
+            <wp:extent cx="2087880" cy="1583055"/>
             <wp:effectExtent l="0" t="0" r="0" b="0"/>
-            <wp:docPr id="149" name="Picture 149" descr="image"/>
+            <wp:docPr id="216" name="Picture 216" descr="image"/>
             <wp:cNvGraphicFramePr>
-              <a:graphicFrameLocks xmlns:a="http://schemas.openxmlformats.org/drawingml/2006/main" noChangeAspect="1"/>
+              <a:graphicFrameLocks noChangeAspect="1"/>
             </wp:cNvGraphicFramePr>
-            <a:graphic xmlns:a="http://schemas.openxmlformats.org/drawingml/2006/main">
+            <a:graphic>
               <a:graphicData uri="http://schemas.openxmlformats.org/drawingml/2006/picture">
-                <pic:pic xmlns:pic="http://schemas.openxmlformats.org/drawingml/2006/picture">
+                <pic:pic>
                   <pic:nvPicPr>
-                    <pic:cNvPr id="149" name="Picture 149" descr="image"/>
+                    <pic:cNvPr id="216" name="Picture 216" descr="image"/>
                     <pic:cNvPicPr>
                       <a:picLocks noChangeAspect="1"/>
                     </pic:cNvPicPr>
                   </pic:nvPicPr>
                   <pic:blipFill>
-                    <a:blip r:embed="rId58|rId59"/>
+                    <a:blip r:embed="rId56"/>
                     <a:stretch>
                       <a:fillRect/>
                     </a:stretch>
@@ -5274,7 +5347,7 @@
                   <pic:spPr>
                     <a:xfrm>
                       <a:off x="0" y="0"/>
-                      <a:ext cx="3132000" cy="2857500"/>
+                      <a:ext cx="2087880" cy="1583055"/>
                     </a:xfrm>
                     <a:prstGeom prst="rect">
                       <a:avLst/>
@@ -5285,171 +5358,25 @@
             </a:graphic>
           </wp:inline>
         </w:drawing>
-      </w:r>
-    </w:p>
-    <w:p>
-      <w:pPr>
-        <w:keepNext/>
-        <w:spacing w:before="60" w:after="20" w:line="300" w:lineRule="auto"/>
-        <w:ind w:left="420" w:right="0" w:firstLine="0"/>
-        <w:jc w:val="left"/>
-        <w:rPr>
-          <w:rFonts w:ascii="Times New Roman" w:hAnsi="Times New Roman" w:eastAsia="宋体" w:cs="Times New Roman"/>
-          <w:kern w:val="0"/>
-          <w:sz w:val="21"/>
-          <w:szCs w:val="21"/>
-        </w:rPr>
-      </w:pPr>
-      <w:r>
-        <w:rPr>
-          <w:rFonts w:ascii="Times New Roman" w:hAnsi="Times New Roman" w:eastAsia="宋体" w:cs="Times New Roman"/>
-          <w:kern w:val="0"/>
-          <w:sz w:val="21"/>
-          <w:szCs w:val="21"/>
-        </w:rPr>
-        <w:t xml:space="preserve">A．蜻蜓不断移到随机位置</w:t>
-      </w:r>
-    </w:p>
-    <w:p>
-      <w:pPr>
-        <w:keepNext/>
-        <w:spacing w:before="60" w:after="20" w:line="300" w:lineRule="auto"/>
-        <w:ind w:left="420" w:right="0" w:firstLine="0"/>
-        <w:jc w:val="left"/>
-        <w:rPr>
-          <w:rFonts w:ascii="Times New Roman" w:hAnsi="Times New Roman" w:eastAsia="宋体" w:cs="Times New Roman"/>
-          <w:kern w:val="0"/>
-          <w:sz w:val="21"/>
-          <w:szCs w:val="21"/>
-        </w:rPr>
-      </w:pPr>
-      <w:r>
-        <w:rPr>
-          <w:rFonts w:ascii="Times New Roman" w:hAnsi="Times New Roman" w:eastAsia="宋体" w:cs="Times New Roman"/>
-          <w:kern w:val="0"/>
-          <w:sz w:val="21"/>
-          <w:szCs w:val="21"/>
-        </w:rPr>
-        <w:t xml:space="preserve">B．蜻蜓不动，一直停在白色区域</w:t>
-      </w:r>
-    </w:p>
-    <w:p>
-      <w:pPr>
-        <w:keepNext/>
-        <w:spacing w:before="60" w:after="20" w:line="300" w:lineRule="auto"/>
-        <w:ind w:left="420" w:right="0" w:firstLine="0"/>
-        <w:jc w:val="left"/>
-        <w:rPr>
-          <w:rFonts w:ascii="Times New Roman" w:hAnsi="Times New Roman" w:eastAsia="宋体" w:cs="Times New Roman"/>
-          <w:kern w:val="0"/>
-          <w:sz w:val="21"/>
-          <w:szCs w:val="21"/>
-        </w:rPr>
-      </w:pPr>
-      <w:r>
-        <w:rPr>
-          <w:rFonts w:ascii="Times New Roman" w:hAnsi="Times New Roman" w:eastAsia="宋体" w:cs="Times New Roman"/>
-          <w:kern w:val="0"/>
-          <w:sz w:val="21"/>
-          <w:szCs w:val="21"/>
-        </w:rPr>
-        <w:t xml:space="preserve">C．蜻蜓落到浅黄色区域</w:t>
-      </w:r>
-    </w:p>
-    <w:p>
-      <w:pPr>
-        <w:keepNext/>
-        <w:spacing w:before="60" w:after="20" w:line="300" w:lineRule="auto"/>
-        <w:ind w:left="420" w:right="0" w:firstLine="0"/>
-        <w:jc w:val="left"/>
-        <w:rPr>
-          <w:rFonts w:ascii="Times New Roman" w:hAnsi="Times New Roman" w:eastAsia="宋体" w:cs="Times New Roman"/>
-          <w:kern w:val="0"/>
-          <w:sz w:val="21"/>
-          <w:szCs w:val="21"/>
-        </w:rPr>
-      </w:pPr>
-      <w:r>
-        <w:rPr>
-          <w:rFonts w:ascii="Times New Roman" w:hAnsi="Times New Roman" w:eastAsia="宋体" w:cs="Times New Roman"/>
-          <w:kern w:val="0"/>
-          <w:sz w:val="21"/>
-          <w:szCs w:val="21"/>
-        </w:rPr>
-        <w:t xml:space="preserve">D．蜻蜓消失</w:t>
-      </w:r>
-    </w:p>
-    <w:p>
-      <w:pPr>
-        <w:spacing w:before="0" w:after="0" w:line="300" w:lineRule="auto"/>
-        <w:rPr>
-          <w:rFonts w:ascii="Times New Roman" w:hAnsi="Times New Roman" w:eastAsia="宋体" w:cs="Times New Roman"/>
-          <w:kern w:val="0"/>
-          <w:sz w:val="12"/>
-          <w:szCs w:val="12"/>
-        </w:rPr>
-      </w:pPr>
-    </w:p>
-    <w:p>
-      <w:pPr>
-        <w:keepNext/>
-        <w:spacing w:before="40" w:after="30" w:line="300" w:lineRule="auto"/>
-        <w:ind w:left="0" w:right="0" w:firstLine="0"/>
-        <w:jc w:val="left"/>
-        <w:rPr>
-          <w:rFonts w:ascii="Times New Roman" w:hAnsi="Times New Roman" w:eastAsia="宋体" w:cs="Times New Roman"/>
-          <w:kern w:val="0"/>
-          <w:sz w:val="21"/>
-          <w:szCs w:val="21"/>
-        </w:rPr>
-      </w:pPr>
-      <w:r>
-        <w:rPr>
-          <w:rFonts w:ascii="Times New Roman" w:hAnsi="Times New Roman" w:eastAsia="宋体" w:cs="Times New Roman"/>
-          <w:kern w:val="0"/>
-          <w:sz w:val="21"/>
-          <w:szCs w:val="21"/>
-        </w:rPr>
-        <w:t xml:space="preserve">15．小女孩有四个造型，运行下列程序后，用鼠标点击一次小女孩，会切换成哪个造型？（ ）</w:t>
-      </w:r>
-    </w:p>
-    <w:p>
-      <w:pPr>
-        <w:keepNext/>
-        <w:spacing w:before="40" w:after="40" w:line="240" w:lineRule="auto"/>
-        <w:ind w:left="0" w:right="0" w:firstLine="0"/>
-        <w:jc w:val="center"/>
-        <w:rPr>
-          <w:rFonts w:ascii="Times New Roman" w:hAnsi="Times New Roman" w:eastAsia="宋体" w:cs="Times New Roman"/>
-          <w:kern w:val="0"/>
-          <w:sz w:val="21"/>
-          <w:szCs w:val="21"/>
-        </w:rPr>
-      </w:pPr>
-      <w:r>
-        <w:rPr>
-          <w:rFonts w:ascii="Times New Roman" w:hAnsi="Times New Roman" w:eastAsia="宋体"/>
-          <w:sz w:val="21"/>
-        </w:rPr>
         <w:drawing>
           <wp:inline distT="0" distB="0" distL="0" distR="0">
-            <wp:extent cx="3132000" cy="2857500"/>
+            <wp:extent cx="2382520" cy="1802130"/>
             <wp:effectExtent l="0" t="0" r="0" b="0"/>
-            <wp:docPr id="150" name="Picture 150" descr="image"/>
+            <wp:docPr id="217" name="Picture 217" descr="image"/>
             <wp:cNvGraphicFramePr>
-              <a:graphicFrameLocks xmlns:a="http://schemas.openxmlformats.org/drawingml/2006/main" noChangeAspect="1"/>
+              <a:graphicFrameLocks noChangeAspect="1"/>
             </wp:cNvGraphicFramePr>
-            <a:graphic xmlns:a="http://schemas.openxmlformats.org/drawingml/2006/main">
+            <a:graphic>
               <a:graphicData uri="http://schemas.openxmlformats.org/drawingml/2006/picture">
-                <pic:pic xmlns:pic="http://schemas.openxmlformats.org/drawingml/2006/picture">
+                <pic:pic>
                   <pic:nvPicPr>
-                    <pic:cNvPr id="150" name="Picture 150" descr="image"/>
+                    <pic:cNvPr id="217" name="Picture 217" descr="image"/>
                     <pic:cNvPicPr>
                       <a:picLocks noChangeAspect="1"/>
                     </pic:cNvPicPr>
                   </pic:nvPicPr>
                   <pic:blipFill>
-                    <a:blip r:embed="rId60|rId61"/>
+                    <a:blip r:embed="rId57"/>
                     <a:stretch>
                       <a:fillRect/>
                     </a:stretch>
@@ -5457,7 +5384,447 @@
                   <pic:spPr>
                     <a:xfrm>
                       <a:off x="0" y="0"/>
-                      <a:ext cx="3132000" cy="2857500"/>
+                      <a:ext cx="2382520" cy="1802130"/>
+                    </a:xfrm>
+                    <a:prstGeom prst="rect">
+                      <a:avLst/>
+                    </a:prstGeom>
+                  </pic:spPr>
+                </pic:pic>
+              </a:graphicData>
+            </a:graphic>
+          </wp:inline>
+        </w:drawing>
+      </w:r>
+    </w:p>
+    <w:p>
+      <w:pPr>
+        <w:keepNext/>
+        <w:spacing w:before="60" w:after="20" w:line="300" w:lineRule="auto"/>
+        <w:ind w:left="420" w:right="0" w:firstLine="0"/>
+        <w:jc w:val="left"/>
+        <w:rPr>
+          <w:rFonts w:ascii="Times New Roman" w:hAnsi="Times New Roman" w:eastAsia="宋体" w:cs="Times New Roman"/>
+          <w:kern w:val="0"/>
+          <w:sz w:val="21"/>
+          <w:szCs w:val="21"/>
+        </w:rPr>
+      </w:pPr>
+      <w:r>
+        <w:rPr>
+          <w:rFonts w:ascii="Times New Roman" w:hAnsi="Times New Roman" w:eastAsia="宋体" w:cs="Times New Roman"/>
+          <w:kern w:val="0"/>
+          <w:sz w:val="21"/>
+          <w:szCs w:val="21"/>
+        </w:rPr>
+        <w:t xml:space="preserve">A．小猫静止不动</w:t>
+      </w:r>
+    </w:p>
+    <w:p>
+      <w:pPr>
+        <w:keepNext/>
+        <w:spacing w:before="60" w:after="20" w:line="300" w:lineRule="auto"/>
+        <w:ind w:left="420" w:right="0" w:firstLine="0"/>
+        <w:jc w:val="left"/>
+        <w:rPr>
+          <w:rFonts w:ascii="Times New Roman" w:hAnsi="Times New Roman" w:eastAsia="宋体" w:cs="Times New Roman"/>
+          <w:kern w:val="0"/>
+          <w:sz w:val="21"/>
+          <w:szCs w:val="21"/>
+        </w:rPr>
+      </w:pPr>
+      <w:r>
+        <w:rPr>
+          <w:rFonts w:ascii="Times New Roman" w:hAnsi="Times New Roman" w:eastAsia="宋体" w:cs="Times New Roman"/>
+          <w:kern w:val="0"/>
+          <w:sz w:val="21"/>
+          <w:szCs w:val="21"/>
+        </w:rPr>
+        <w:t xml:space="preserve">B．小猫一直滑行，停不下来</w:t>
+      </w:r>
+    </w:p>
+    <w:p>
+      <w:pPr>
+        <w:keepNext/>
+        <w:spacing w:before="60" w:after="20" w:line="300" w:lineRule="auto"/>
+        <w:ind w:left="420" w:right="0" w:firstLine="0"/>
+        <w:jc w:val="left"/>
+        <w:rPr>
+          <w:rFonts w:ascii="Times New Roman" w:hAnsi="Times New Roman" w:eastAsia="宋体" w:cs="Times New Roman"/>
+          <w:kern w:val="0"/>
+          <w:sz w:val="21"/>
+          <w:szCs w:val="21"/>
+        </w:rPr>
+      </w:pPr>
+      <w:r>
+        <w:rPr>
+          <w:rFonts w:ascii="Times New Roman" w:hAnsi="Times New Roman" w:eastAsia="宋体" w:cs="Times New Roman"/>
+          <w:kern w:val="0"/>
+          <w:sz w:val="21"/>
+          <w:szCs w:val="21"/>
+        </w:rPr>
+        <w:t xml:space="preserve">C．小猫碰到篮球会停止不动</w:t>
+      </w:r>
+    </w:p>
+    <w:p>
+      <w:pPr>
+        <w:keepNext/>
+        <w:spacing w:before="60" w:after="20" w:line="300" w:lineRule="auto"/>
+        <w:ind w:left="420" w:right="0" w:firstLine="0"/>
+        <w:jc w:val="left"/>
+        <w:rPr>
+          <w:rFonts w:ascii="Times New Roman" w:hAnsi="Times New Roman" w:eastAsia="宋体" w:cs="Times New Roman"/>
+          <w:kern w:val="0"/>
+          <w:sz w:val="21"/>
+          <w:szCs w:val="21"/>
+        </w:rPr>
+      </w:pPr>
+      <w:r>
+        <w:rPr>
+          <w:rFonts w:ascii="Times New Roman" w:hAnsi="Times New Roman" w:eastAsia="宋体" w:cs="Times New Roman"/>
+          <w:kern w:val="0"/>
+          <w:sz w:val="21"/>
+          <w:szCs w:val="21"/>
+        </w:rPr>
+        <w:t xml:space="preserve">D．小猫滑行一次，不管碰到还是没有碰到篮球，都会停下来</w:t>
+      </w:r>
+    </w:p>
+    <w:p>
+      <w:pPr>
+        <w:spacing w:before="0" w:after="0" w:line="300" w:lineRule="auto"/>
+        <w:rPr>
+          <w:rFonts w:ascii="Times New Roman" w:hAnsi="Times New Roman" w:eastAsia="宋体" w:cs="Times New Roman"/>
+          <w:kern w:val="0"/>
+          <w:sz w:val="12"/>
+          <w:szCs w:val="12"/>
+        </w:rPr>
+      </w:pPr>
+    </w:p>
+    <w:p>
+      <w:pPr>
+        <w:keepNext/>
+        <w:spacing w:before="40" w:after="30" w:line="300" w:lineRule="auto"/>
+        <w:ind w:left="0" w:right="0" w:firstLine="0"/>
+        <w:jc w:val="left"/>
+        <w:rPr>
+          <w:rFonts w:ascii="Times New Roman" w:hAnsi="Times New Roman" w:eastAsia="宋体" w:cs="Times New Roman"/>
+          <w:kern w:val="0"/>
+          <w:sz w:val="21"/>
+          <w:szCs w:val="21"/>
+        </w:rPr>
+      </w:pPr>
+      <w:r>
+        <w:rPr>
+          <w:rFonts w:ascii="Times New Roman" w:hAnsi="Times New Roman" w:eastAsia="宋体" w:cs="Times New Roman"/>
+          <w:kern w:val="0"/>
+          <w:sz w:val="21"/>
+          <w:szCs w:val="21"/>
+        </w:rPr>
+        <w:t xml:space="preserve">14．蜻蜓初始位置如下图所示，运行下列程序，正确的是？（ ）</w:t>
+      </w:r>
+    </w:p>
+    <w:p>
+      <w:pPr>
+        <w:keepNext/>
+        <w:spacing w:before="40" w:after="40" w:line="240" w:lineRule="auto"/>
+        <w:ind w:left="0" w:right="0" w:firstLine="0"/>
+        <w:jc w:val="center"/>
+        <w:rPr>
+          <w:rFonts w:ascii="Times New Roman" w:hAnsi="Times New Roman" w:eastAsia="宋体" w:cs="Times New Roman"/>
+          <w:kern w:val="0"/>
+          <w:sz w:val="21"/>
+          <w:szCs w:val="21"/>
+        </w:rPr>
+      </w:pPr>
+      <w:r>
+        <w:rPr>
+          <w:rFonts w:ascii="Times New Roman" w:hAnsi="Times New Roman" w:eastAsia="宋体"/>
+          <w:sz w:val="21"/>
+        </w:rPr>
+        <w:drawing>
+          <wp:inline distT="0" distB="0" distL="0" distR="0">
+            <wp:extent cx="2254885" cy="1716405"/>
+            <wp:effectExtent l="0" t="0" r="0" b="0"/>
+            <wp:docPr id="218" name="Picture 218" descr="image"/>
+            <wp:cNvGraphicFramePr>
+              <a:graphicFrameLocks noChangeAspect="1"/>
+            </wp:cNvGraphicFramePr>
+            <a:graphic>
+              <a:graphicData uri="http://schemas.openxmlformats.org/drawingml/2006/picture">
+                <pic:pic>
+                  <pic:nvPicPr>
+                    <pic:cNvPr id="218" name="Picture 218" descr="image"/>
+                    <pic:cNvPicPr>
+                      <a:picLocks noChangeAspect="1"/>
+                    </pic:cNvPicPr>
+                  </pic:nvPicPr>
+                  <pic:blipFill>
+                    <a:blip r:embed="rId58"/>
+                    <a:stretch>
+                      <a:fillRect/>
+                    </a:stretch>
+                  </pic:blipFill>
+                  <pic:spPr>
+                    <a:xfrm>
+                      <a:off x="0" y="0"/>
+                      <a:ext cx="2254885" cy="1716405"/>
+                    </a:xfrm>
+                    <a:prstGeom prst="rect">
+                      <a:avLst/>
+                    </a:prstGeom>
+                  </pic:spPr>
+                </pic:pic>
+              </a:graphicData>
+            </a:graphic>
+          </wp:inline>
+        </w:drawing>
+        <w:drawing>
+          <wp:inline distT="0" distB="0" distL="0" distR="0">
+            <wp:extent cx="2964180" cy="1681480"/>
+            <wp:effectExtent l="0" t="0" r="0" b="0"/>
+            <wp:docPr id="219" name="Picture 219" descr="image"/>
+            <wp:cNvGraphicFramePr>
+              <a:graphicFrameLocks noChangeAspect="1"/>
+            </wp:cNvGraphicFramePr>
+            <a:graphic>
+              <a:graphicData uri="http://schemas.openxmlformats.org/drawingml/2006/picture">
+                <pic:pic>
+                  <pic:nvPicPr>
+                    <pic:cNvPr id="219" name="Picture 219" descr="image"/>
+                    <pic:cNvPicPr>
+                      <a:picLocks noChangeAspect="1"/>
+                    </pic:cNvPicPr>
+                  </pic:nvPicPr>
+                  <pic:blipFill>
+                    <a:blip r:embed="rId59"/>
+                    <a:stretch>
+                      <a:fillRect/>
+                    </a:stretch>
+                  </pic:blipFill>
+                  <pic:spPr>
+                    <a:xfrm>
+                      <a:off x="0" y="0"/>
+                      <a:ext cx="2964180" cy="1681480"/>
+                    </a:xfrm>
+                    <a:prstGeom prst="rect">
+                      <a:avLst/>
+                    </a:prstGeom>
+                  </pic:spPr>
+                </pic:pic>
+              </a:graphicData>
+            </a:graphic>
+          </wp:inline>
+        </w:drawing>
+      </w:r>
+    </w:p>
+    <w:p>
+      <w:pPr>
+        <w:keepNext/>
+        <w:spacing w:before="60" w:after="20" w:line="300" w:lineRule="auto"/>
+        <w:ind w:left="420" w:right="0" w:firstLine="0"/>
+        <w:jc w:val="left"/>
+        <w:rPr>
+          <w:rFonts w:ascii="Times New Roman" w:hAnsi="Times New Roman" w:eastAsia="宋体" w:cs="Times New Roman"/>
+          <w:kern w:val="0"/>
+          <w:sz w:val="21"/>
+          <w:szCs w:val="21"/>
+        </w:rPr>
+      </w:pPr>
+      <w:r>
+        <w:rPr>
+          <w:rFonts w:ascii="Times New Roman" w:hAnsi="Times New Roman" w:eastAsia="宋体" w:cs="Times New Roman"/>
+          <w:kern w:val="0"/>
+          <w:sz w:val="21"/>
+          <w:szCs w:val="21"/>
+        </w:rPr>
+        <w:t xml:space="preserve">A．蜻蜓不断移到随机位置</w:t>
+      </w:r>
+    </w:p>
+    <w:p>
+      <w:pPr>
+        <w:keepNext/>
+        <w:spacing w:before="60" w:after="20" w:line="300" w:lineRule="auto"/>
+        <w:ind w:left="420" w:right="0" w:firstLine="0"/>
+        <w:jc w:val="left"/>
+        <w:rPr>
+          <w:rFonts w:ascii="Times New Roman" w:hAnsi="Times New Roman" w:eastAsia="宋体" w:cs="Times New Roman"/>
+          <w:kern w:val="0"/>
+          <w:sz w:val="21"/>
+          <w:szCs w:val="21"/>
+        </w:rPr>
+      </w:pPr>
+      <w:r>
+        <w:rPr>
+          <w:rFonts w:ascii="Times New Roman" w:hAnsi="Times New Roman" w:eastAsia="宋体" w:cs="Times New Roman"/>
+          <w:kern w:val="0"/>
+          <w:sz w:val="21"/>
+          <w:szCs w:val="21"/>
+        </w:rPr>
+        <w:t xml:space="preserve">B．蜻蜓不动，一直停在白色区域</w:t>
+      </w:r>
+    </w:p>
+    <w:p>
+      <w:pPr>
+        <w:keepNext/>
+        <w:spacing w:before="60" w:after="20" w:line="300" w:lineRule="auto"/>
+        <w:ind w:left="420" w:right="0" w:firstLine="0"/>
+        <w:jc w:val="left"/>
+        <w:rPr>
+          <w:rFonts w:ascii="Times New Roman" w:hAnsi="Times New Roman" w:eastAsia="宋体" w:cs="Times New Roman"/>
+          <w:kern w:val="0"/>
+          <w:sz w:val="21"/>
+          <w:szCs w:val="21"/>
+        </w:rPr>
+      </w:pPr>
+      <w:r>
+        <w:rPr>
+          <w:rFonts w:ascii="Times New Roman" w:hAnsi="Times New Roman" w:eastAsia="宋体" w:cs="Times New Roman"/>
+          <w:kern w:val="0"/>
+          <w:sz w:val="21"/>
+          <w:szCs w:val="21"/>
+        </w:rPr>
+        <w:t xml:space="preserve">C．蜻蜓落到浅黄色区域</w:t>
+      </w:r>
+    </w:p>
+    <w:p>
+      <w:pPr>
+        <w:keepNext/>
+        <w:spacing w:before="60" w:after="20" w:line="300" w:lineRule="auto"/>
+        <w:ind w:left="420" w:right="0" w:firstLine="0"/>
+        <w:jc w:val="left"/>
+        <w:rPr>
+          <w:rFonts w:ascii="Times New Roman" w:hAnsi="Times New Roman" w:eastAsia="宋体" w:cs="Times New Roman"/>
+          <w:kern w:val="0"/>
+          <w:sz w:val="21"/>
+          <w:szCs w:val="21"/>
+        </w:rPr>
+      </w:pPr>
+      <w:r>
+        <w:rPr>
+          <w:rFonts w:ascii="Times New Roman" w:hAnsi="Times New Roman" w:eastAsia="宋体" w:cs="Times New Roman"/>
+          <w:kern w:val="0"/>
+          <w:sz w:val="21"/>
+          <w:szCs w:val="21"/>
+        </w:rPr>
+        <w:t xml:space="preserve">D．蜻蜓消失</w:t>
+      </w:r>
+    </w:p>
+    <w:p>
+      <w:pPr>
+        <w:spacing w:before="0" w:after="0" w:line="300" w:lineRule="auto"/>
+        <w:rPr>
+          <w:rFonts w:ascii="Times New Roman" w:hAnsi="Times New Roman" w:eastAsia="宋体" w:cs="Times New Roman"/>
+          <w:kern w:val="0"/>
+          <w:sz w:val="12"/>
+          <w:szCs w:val="12"/>
+        </w:rPr>
+      </w:pPr>
+    </w:p>
+    <w:p>
+      <w:pPr>
+        <w:keepNext/>
+        <w:spacing w:before="40" w:after="30" w:line="300" w:lineRule="auto"/>
+        <w:ind w:left="0" w:right="0" w:firstLine="0"/>
+        <w:jc w:val="left"/>
+        <w:rPr>
+          <w:rFonts w:ascii="Times New Roman" w:hAnsi="Times New Roman" w:eastAsia="宋体" w:cs="Times New Roman"/>
+          <w:kern w:val="0"/>
+          <w:sz w:val="21"/>
+          <w:szCs w:val="21"/>
+        </w:rPr>
+      </w:pPr>
+      <w:r>
+        <w:rPr>
+          <w:rFonts w:ascii="Times New Roman" w:hAnsi="Times New Roman" w:eastAsia="宋体" w:cs="Times New Roman"/>
+          <w:kern w:val="0"/>
+          <w:sz w:val="21"/>
+          <w:szCs w:val="21"/>
+        </w:rPr>
+        <w:t xml:space="preserve">15．小女孩有四个造型，运行下列程序后，用鼠标点击一次小女孩，会切换成哪个造型？（ ）</w:t>
+      </w:r>
+    </w:p>
+    <w:p>
+      <w:pPr>
+        <w:keepNext/>
+        <w:spacing w:before="40" w:after="40" w:line="240" w:lineRule="auto"/>
+        <w:ind w:left="0" w:right="0" w:firstLine="0"/>
+        <w:jc w:val="center"/>
+        <w:rPr>
+          <w:rFonts w:ascii="Times New Roman" w:hAnsi="Times New Roman" w:eastAsia="宋体" w:cs="Times New Roman"/>
+          <w:kern w:val="0"/>
+          <w:sz w:val="21"/>
+          <w:szCs w:val="21"/>
+        </w:rPr>
+      </w:pPr>
+      <w:r>
+        <w:rPr>
+          <w:rFonts w:ascii="Times New Roman" w:hAnsi="Times New Roman" w:eastAsia="宋体"/>
+          <w:sz w:val="21"/>
+        </w:rPr>
+        <w:drawing>
+          <wp:inline distT="0" distB="0" distL="0" distR="0">
+            <wp:extent cx="858520" cy="3263265"/>
+            <wp:effectExtent l="0" t="0" r="0" b="0"/>
+            <wp:docPr id="220" name="Picture 220" descr="image"/>
+            <wp:cNvGraphicFramePr>
+              <a:graphicFrameLocks noChangeAspect="1"/>
+            </wp:cNvGraphicFramePr>
+            <a:graphic>
+              <a:graphicData uri="http://schemas.openxmlformats.org/drawingml/2006/picture">
+                <pic:pic>
+                  <pic:nvPicPr>
+                    <pic:cNvPr id="220" name="Picture 220" descr="image"/>
+                    <pic:cNvPicPr>
+                      <a:picLocks noChangeAspect="1"/>
+                    </pic:cNvPicPr>
+                  </pic:nvPicPr>
+                  <pic:blipFill>
+                    <a:blip r:embed="rId60"/>
+                    <a:stretch>
+                      <a:fillRect/>
+                    </a:stretch>
+                  </pic:blipFill>
+                  <pic:spPr>
+                    <a:xfrm>
+                      <a:off x="0" y="0"/>
+                      <a:ext cx="858520" cy="3263265"/>
+                    </a:xfrm>
+                    <a:prstGeom prst="rect">
+                      <a:avLst/>
+                    </a:prstGeom>
+                  </pic:spPr>
+                </pic:pic>
+              </a:graphicData>
+            </a:graphic>
+          </wp:inline>
+        </w:drawing>
+        <w:drawing>
+          <wp:inline distT="0" distB="0" distL="0" distR="0">
+            <wp:extent cx="3353435" cy="4331970"/>
+            <wp:effectExtent l="0" t="0" r="0" b="0"/>
+            <wp:docPr id="221" name="Picture 221" descr="image"/>
+            <wp:cNvGraphicFramePr>
+              <a:graphicFrameLocks noChangeAspect="1"/>
+            </wp:cNvGraphicFramePr>
+            <a:graphic>
+              <a:graphicData uri="http://schemas.openxmlformats.org/drawingml/2006/picture">
+                <pic:pic>
+                  <pic:nvPicPr>
+                    <pic:cNvPr id="221" name="Picture 221" descr="image"/>
+                    <pic:cNvPicPr>
+                      <a:picLocks noChangeAspect="1"/>
+                    </pic:cNvPicPr>
+                  </pic:nvPicPr>
+                  <pic:blipFill>
+                    <a:blip r:embed="rId61"/>
+                    <a:stretch>
+                      <a:fillRect/>
+                    </a:stretch>
+                  </pic:blipFill>
+                  <pic:spPr>
+                    <a:xfrm>
+                      <a:off x="0" y="0"/>
+                      <a:ext cx="3353435" cy="4331970"/>
                     </a:xfrm>
                     <a:prstGeom prst="rect">
                       <a:avLst/>
@@ -8155,23 +8522,23 @@
         </w:rPr>
         <w:drawing>
           <wp:inline distT="0" distB="0" distL="0" distR="0">
-            <wp:extent cx="3132000" cy="1905000"/>
+            <wp:extent cx="2554605" cy="2952750"/>
             <wp:effectExtent l="0" t="0" r="0" b="0"/>
-            <wp:docPr id="176" name="Picture 176" descr="image"/>
+            <wp:docPr id="222" name="Picture 222" descr="image"/>
             <wp:cNvGraphicFramePr>
-              <a:graphicFrameLocks xmlns:a="http://schemas.openxmlformats.org/drawingml/2006/main" noChangeAspect="1"/>
+              <a:graphicFrameLocks noChangeAspect="1"/>
             </wp:cNvGraphicFramePr>
-            <a:graphic xmlns:a="http://schemas.openxmlformats.org/drawingml/2006/main">
+            <a:graphic>
               <a:graphicData uri="http://schemas.openxmlformats.org/drawingml/2006/picture">
-                <pic:pic xmlns:pic="http://schemas.openxmlformats.org/drawingml/2006/picture">
+                <pic:pic>
                   <pic:nvPicPr>
-                    <pic:cNvPr id="176" name="Picture 176" descr="image"/>
+                    <pic:cNvPr id="222" name="Picture 222" descr="image"/>
                     <pic:cNvPicPr>
                       <a:picLocks noChangeAspect="1"/>
                     </pic:cNvPicPr>
                   </pic:nvPicPr>
                   <pic:blipFill>
-                    <a:blip r:embed="rId87|rId88"/>
+                    <a:blip r:embed="rId87"/>
                     <a:stretch>
                       <a:fillRect/>
                     </a:stretch>
@@ -8179,7 +8546,44 @@
                   <pic:spPr>
                     <a:xfrm>
                       <a:off x="0" y="0"/>
-                      <a:ext cx="3132000" cy="1905000"/>
+                      <a:ext cx="2554605" cy="2952750"/>
+                    </a:xfrm>
+                    <a:prstGeom prst="rect">
+                      <a:avLst/>
+                    </a:prstGeom>
+                  </pic:spPr>
+                </pic:pic>
+              </a:graphicData>
+            </a:graphic>
+          </wp:inline>
+        </w:drawing>
+        <w:drawing>
+          <wp:inline distT="0" distB="0" distL="0" distR="0">
+            <wp:extent cx="2023745" cy="2132330"/>
+            <wp:effectExtent l="0" t="0" r="0" b="0"/>
+            <wp:docPr id="223" name="Picture 223" descr="image"/>
+            <wp:cNvGraphicFramePr>
+              <a:graphicFrameLocks noChangeAspect="1"/>
+            </wp:cNvGraphicFramePr>
+            <a:graphic>
+              <a:graphicData uri="http://schemas.openxmlformats.org/drawingml/2006/picture">
+                <pic:pic>
+                  <pic:nvPicPr>
+                    <pic:cNvPr id="223" name="Picture 223" descr="image"/>
+                    <pic:cNvPicPr>
+                      <a:picLocks noChangeAspect="1"/>
+                    </pic:cNvPicPr>
+                  </pic:nvPicPr>
+                  <pic:blipFill>
+                    <a:blip r:embed="rId88"/>
+                    <a:stretch>
+                      <a:fillRect/>
+                    </a:stretch>
+                  </pic:blipFill>
+                  <pic:spPr>
+                    <a:xfrm>
+                      <a:off x="0" y="0"/>
+                      <a:ext cx="2023745" cy="2132330"/>
                     </a:xfrm>
                     <a:prstGeom prst="rect">
                       <a:avLst/>
@@ -9481,23 +9885,23 @@
         </w:rPr>
         <w:drawing>
           <wp:inline distT="0" distB="0" distL="0" distR="0">
-            <wp:extent cx="3132000" cy="2857500"/>
+            <wp:extent cx="1697355" cy="1733550"/>
             <wp:effectExtent l="0" t="0" r="0" b="0"/>
-            <wp:docPr id="187" name="Picture 187" descr="image"/>
+            <wp:docPr id="224" name="Picture 224" descr="image"/>
             <wp:cNvGraphicFramePr>
-              <a:graphicFrameLocks xmlns:a="http://schemas.openxmlformats.org/drawingml/2006/main" noChangeAspect="1"/>
+              <a:graphicFrameLocks noChangeAspect="1"/>
             </wp:cNvGraphicFramePr>
-            <a:graphic xmlns:a="http://schemas.openxmlformats.org/drawingml/2006/main">
+            <a:graphic>
               <a:graphicData uri="http://schemas.openxmlformats.org/drawingml/2006/picture">
-                <pic:pic xmlns:pic="http://schemas.openxmlformats.org/drawingml/2006/picture">
+                <pic:pic>
                   <pic:nvPicPr>
-                    <pic:cNvPr id="187" name="Picture 187" descr="image"/>
+                    <pic:cNvPr id="224" name="Picture 224" descr="image"/>
                     <pic:cNvPicPr>
                       <a:picLocks noChangeAspect="1"/>
                     </pic:cNvPicPr>
                   </pic:nvPicPr>
                   <pic:blipFill>
-                    <a:blip r:embed="rId99|rId100"/>
+                    <a:blip r:embed="rId99"/>
                     <a:stretch>
                       <a:fillRect/>
                     </a:stretch>
@@ -9505,7 +9909,44 @@
                   <pic:spPr>
                     <a:xfrm>
                       <a:off x="0" y="0"/>
-                      <a:ext cx="3132000" cy="2857500"/>
+                      <a:ext cx="1697355" cy="1733550"/>
+                    </a:xfrm>
+                    <a:prstGeom prst="rect">
+                      <a:avLst/>
+                    </a:prstGeom>
+                  </pic:spPr>
+                </pic:pic>
+              </a:graphicData>
+            </a:graphic>
+          </wp:inline>
+        </w:drawing>
+        <w:drawing>
+          <wp:inline distT="0" distB="0" distL="0" distR="0">
+            <wp:extent cx="1334135" cy="2421255"/>
+            <wp:effectExtent l="0" t="0" r="0" b="0"/>
+            <wp:docPr id="225" name="Picture 225" descr="image"/>
+            <wp:cNvGraphicFramePr>
+              <a:graphicFrameLocks noChangeAspect="1"/>
+            </wp:cNvGraphicFramePr>
+            <a:graphic>
+              <a:graphicData uri="http://schemas.openxmlformats.org/drawingml/2006/picture">
+                <pic:pic>
+                  <pic:nvPicPr>
+                    <pic:cNvPr id="225" name="Picture 225" descr="image"/>
+                    <pic:cNvPicPr>
+                      <a:picLocks noChangeAspect="1"/>
+                    </pic:cNvPicPr>
+                  </pic:nvPicPr>
+                  <pic:blipFill>
+                    <a:blip r:embed="rId100"/>
+                    <a:stretch>
+                      <a:fillRect/>
+                    </a:stretch>
+                  </pic:blipFill>
+                  <pic:spPr>
+                    <a:xfrm>
+                      <a:off x="0" y="0"/>
+                      <a:ext cx="1334135" cy="2421255"/>
                     </a:xfrm>
                     <a:prstGeom prst="rect">
                       <a:avLst/>
@@ -12512,68 +12953,7 @@
 </w:document>
 </file>
 
-<file path=word\fontTable.xml><?xml version="1.0" encoding="utf-8"?>
-<w:fonts xmlns:mc="http://schemas.openxmlformats.org/markup-compatibility/2006" xmlns:r="http://schemas.openxmlformats.org/officeDocument/2006/relationships" xmlns:w="http://schemas.openxmlformats.org/wordprocessingml/2006/main" xmlns:w14="http://schemas.microsoft.com/office/word/2010/wordml" mc:Ignorable="w14">
-  <w:font w:name="Times New Roman">
-    <w:panose1 w:val="02020603050405020304"/>
-    <w:charset w:val="00"/>
-    <w:family w:val="roman"/>
-    <w:pitch w:val="variable"/>
-    <w:sig w:usb0="20007A87" w:usb1="80000000" w:usb2="00000008" w:usb3="00000000" w:csb0="000001FF" w:csb1="00000000"/>
-  </w:font>
-  <w:font w:name="宋体">
-    <w:panose1 w:val="02010600030101010101"/>
-    <w:charset w:val="86"/>
-    <w:family w:val="auto"/>
-    <w:pitch w:val="default"/>
-    <w:sig w:usb0="00000003" w:usb1="288F0000" w:usb2="00000006" w:usb3="00000000" w:csb0="00040001" w:csb1="00000000"/>
-  </w:font>
-  <w:font w:name="Wingdings">
-    <w:panose1 w:val="05000000000000000000"/>
-    <w:charset w:val="02"/>
-    <w:family w:val="auto"/>
-    <w:pitch w:val="default"/>
-    <w:sig w:usb0="00000000" w:usb1="00000000" w:usb2="00000000" w:usb3="00000000" w:csb0="80000000" w:csb1="00000000"/>
-  </w:font>
-  <w:font w:name="Arial">
-    <w:panose1 w:val="020B0604020202020204"/>
-    <w:charset w:val="01"/>
-    <w:family w:val="swiss"/>
-    <w:pitch w:val="default"/>
-    <w:sig w:usb0="E0002AFF" w:usb1="C0007843" w:usb2="00000009" w:usb3="00000000" w:csb0="400001FF" w:csb1="FFFF0000"/>
-  </w:font>
-  <w:font w:name="黑体">
-    <w:panose1 w:val="02010609060101010101"/>
-    <w:charset w:val="86"/>
-    <w:family w:val="auto"/>
-    <w:pitch w:val="default"/>
-    <w:sig w:usb0="800002BF" w:usb1="38CF7CFA" w:usb2="00000016" w:usb3="00000000" w:csb0="00040001" w:csb1="00000000"/>
-  </w:font>
-  <w:font w:name="Courier New">
-    <w:panose1 w:val="02070309020205020404"/>
-    <w:charset w:val="01"/>
-    <w:family w:val="modern"/>
-    <w:pitch w:val="default"/>
-    <w:sig w:usb0="E0002AFF" w:usb1="C0007843" w:usb2="00000009" w:usb3="00000000" w:csb0="400001FF" w:csb1="FFFF0000"/>
-  </w:font>
-  <w:font w:name="Symbol">
-    <w:panose1 w:val="05050102010706020507"/>
-    <w:charset w:val="02"/>
-    <w:family w:val="roman"/>
-    <w:pitch w:val="default"/>
-    <w:sig w:usb0="00000000" w:usb1="00000000" w:usb2="00000000" w:usb3="00000000" w:csb0="80000000" w:csb1="00000000"/>
-  </w:font>
-  <w:font w:name="Calibri">
-    <w:panose1 w:val="020F0502020204030204"/>
-    <w:charset w:val="00"/>
-    <w:family w:val="swiss"/>
-    <w:pitch w:val="default"/>
-    <w:sig w:usb0="E00002FF" w:usb1="4000ACFF" w:usb2="00000001" w:usb3="00000000" w:csb0="2000019F" w:csb1="00000000"/>
-  </w:font>
-</w:fonts>
-</file>
-
-<file path=word\footer1.xml><?xml version="1.0" encoding="utf-8"?>
+<file path=word/footer1.xml><?xml version="1.0" encoding="utf-8"?>
 <w:ftr xmlns:w="http://schemas.openxmlformats.org/wordprocessingml/2006/main">
   <w:p>
     <w:pPr>
@@ -12653,59 +13033,7 @@
 </w:ftr>
 </file>
 
-<file path=word\settings.xml><?xml version="1.0" encoding="utf-8"?>
-<w:settings xmlns:mc="http://schemas.openxmlformats.org/markup-compatibility/2006" xmlns:o="urn:schemas-microsoft-com:office:office" xmlns:r="http://schemas.openxmlformats.org/officeDocument/2006/relationships" xmlns:m="http://schemas.openxmlformats.org/officeDocument/2006/math" xmlns:v="urn:schemas-microsoft-com:vml" xmlns:w10="urn:schemas-microsoft-com:office:word" xmlns:w="http://schemas.openxmlformats.org/wordprocessingml/2006/main" xmlns:w14="http://schemas.microsoft.com/office/word/2010/wordml" xmlns:sl="http://schemas.openxmlformats.org/schemaLibrary/2006/main" xmlns:wpsCustomData="http://www.wps.cn/officeDocument/2013/wpsCustomData" mc:Ignorable="w14">
-  <w:zoom w:percent="104"/>
-  <w:embedSystemFonts/>
-  <w:bordersDoNotSurroundHeader w:val="0"/>
-  <w:bordersDoNotSurroundFooter w:val="0"/>
-  <w:documentProtection w:enforcement="0"/>
-  <w:defaultTabStop w:val="420"/>
-  <w:drawingGridVerticalSpacing w:val="156"/>
-  <w:displayHorizontalDrawingGridEvery w:val="1"/>
-  <w:displayVerticalDrawingGridEvery w:val="1"/>
-  <w:noPunctuationKerning w:val="1"/>
-  <w:characterSpacingControl w:val="compressPunctuation"/>
-  <w:compat>
-    <w:spaceForUL/>
-    <w:balanceSingleByteDoubleByteWidth/>
-    <w:doNotLeaveBackslashAlone/>
-    <w:ulTrailSpace/>
-    <w:doNotExpandShiftReturn/>
-    <w:adjustLineHeightInTable/>
-    <w:doNotWrapTextWithPunct/>
-    <w:doNotUseEastAsianBreakRules/>
-    <w:useFELayout/>
-    <w:doNotUseIndentAsNumberingTabStop/>
-    <w:compatSetting w:name="compatibilityMode" w:uri="http://schemas.microsoft.com/office/word" w:val="14"/>
-    <w:compatSetting w:name="overrideTableStyleFontSizeAndJustification" w:uri="http://schemas.microsoft.com/office/word" w:val="1"/>
-    <w:compatSetting w:name="enableOpenTypeFeatures" w:uri="http://schemas.microsoft.com/office/word" w:val="1"/>
-    <w:compatSetting w:name="doNotFlipMirrorIndents" w:uri="http://schemas.microsoft.com/office/word" w:val="1"/>
-  </w:compat>
-  <w:rsids>
-    <w:rsidRoot w:val="00000000"/>
-    <w:rsid w:val="71502D36"/>
-  </w:rsids>
-  <m:mathPr>
-    <m:mathFont m:val="Cambria Math"/>
-    <m:brkBin m:val="before"/>
-    <m:brkBinSub m:val="--"/>
-    <m:smallFrac m:val="0"/>
-    <m:dispDef/>
-    <m:lMargin m:val="0"/>
-    <m:rMargin m:val="0"/>
-    <m:defJc m:val="centerGroup"/>
-    <m:wrapIndent m:val="1440"/>
-    <m:intLim m:val="subSup"/>
-    <m:naryLim m:val="undOvr"/>
-  </m:mathPr>
-  <w:themeFontLang w:val="en-US" w:eastAsia="zh-CN"/>
-  <w:clrSchemeMapping w:bg1="light1" w:t1="dark1" w:bg2="light2" w:t2="dark2" w:accent1="accent1" w:accent2="accent2" w:accent3="accent3" w:accent4="accent4" w:accent5="accent5" w:accent6="accent6" w:hyperlink="hyperlink" w:followedHyperlink="followedHyperlink"/>
-  <w:doNotIncludeSubdocsInStats/>
-</w:settings>
-</file>
-
-<file path=word\styles.xml><?xml version="1.0" encoding="utf-8"?>
+<file path=word/styles.xml><?xml version="1.0" encoding="utf-8"?>
 <w:styles xmlns:mc="http://schemas.openxmlformats.org/markup-compatibility/2006" xmlns:o="urn:schemas-microsoft-com:office:office" xmlns:r="http://schemas.openxmlformats.org/officeDocument/2006/relationships" xmlns:m="http://schemas.openxmlformats.org/officeDocument/2006/math" xmlns:v="urn:schemas-microsoft-com:vml" xmlns:w="http://schemas.openxmlformats.org/wordprocessingml/2006/main" xmlns:w14="http://schemas.microsoft.com/office/word/2010/wordml" xmlns:w10="urn:schemas-microsoft-com:office:word" xmlns:sl="http://schemas.openxmlformats.org/schemaLibrary/2006/main" xmlns:wpsCustomData="http://www.wps.cn/officeDocument/2013/wpsCustomData" mc:Ignorable="w14">
   <w:docDefaults>
     <w:rPrDefault>
@@ -13003,7 +13331,7 @@
 </w:styles>
 </file>
 
-<file path=word\theme\theme1.xml><?xml version="1.0" encoding="utf-8"?>
+<file path=word/theme/theme1.xml><?xml version="1.0" encoding="utf-8"?>
 <a:theme xmlns:a="http://schemas.openxmlformats.org/drawingml/2006/main" name="WPS">
   <a:themeElements>
     <a:clrScheme name="WPS">
